--- a/landing-page/program-detail/girne-american-university/executive-mba/03-emba-in-global-banking-and-finance.docx
+++ b/landing-page/program-detail/girne-american-university/executive-mba/03-emba-in-global-banking-and-finance.docx
@@ -953,7 +953,7 @@
     </w:p>
     <w:p>
       <w:r>
-        <w:t>Banks and fintechs bid for the same senior talent, and Labeeb's 2025 review shows the market paying for hybrid leaders who understand both sides.</w:t>
+        <w:t>Banks and fintechs bid for the same senior talent, and the market pays for hybrid leaders who understand both sides.</w:t>
       </w:r>
     </w:p>
     <w:p>

--- a/landing-page/program-detail/girne-american-university/executive-mba/03-emba-in-global-banking-and-finance.docx
+++ b/landing-page/program-detail/girne-american-university/executive-mba/03-emba-in-global-banking-and-finance.docx
@@ -38,7 +38,7 @@
         <w:t xml:space="preserve">Meta Description: </w:t>
       </w:r>
       <w:r>
-        <w:t>12 to 18-month Executive MBA in Global Banking and Finance from Girne American University. Online senior cohort, AED instalments. Enquire now.</w:t>
+        <w:t>12 to 18-month Executive MBA in Global Banking and Finance from Girne American University. Online senior cohort, AED installments. Enquire now.</w:t>
       </w:r>
     </w:p>
     <w:p>
@@ -126,7 +126,7 @@
         <w:pStyle w:val="Heading2"/>
       </w:pPr>
       <w:r>
-        <w:t>Programme at a Glance</w:t>
+        <w:t>Program At A Glance</w:t>
       </w:r>
     </w:p>
     <w:tbl>
@@ -331,7 +331,7 @@
         <w:pStyle w:val="Heading2"/>
       </w:pPr>
       <w:r>
-        <w:t>Programme Overview</w:t>
+        <w:t>Program Overview</w:t>
       </w:r>
     </w:p>
     <w:p>
@@ -349,7 +349,7 @@
         <w:pStyle w:val="Heading2"/>
       </w:pPr>
       <w:r>
-        <w:t>Why Choose This Programme</w:t>
+        <w:t>Why Choose This Program</w:t>
       </w:r>
     </w:p>
     <w:p>
@@ -383,7 +383,7 @@
         <w:rPr>
           <w:b/>
         </w:rPr>
-        <w:t>Eighteen months at the outside</w:t>
+        <w:t>18 months at the outside</w:t>
       </w:r>
     </w:p>
     <w:p>
@@ -409,7 +409,7 @@
         <w:rPr>
           <w:b/>
         </w:rPr>
-        <w:t>Instalments in dirhams</w:t>
+        <w:t>Installments in dirhams</w:t>
       </w:r>
     </w:p>
     <w:p>
@@ -606,7 +606,7 @@
         <w:pStyle w:val="Heading2"/>
       </w:pPr>
       <w:r>
-        <w:t>Programme Structure</w:t>
+        <w:t>Program Structure</w:t>
       </w:r>
     </w:p>
     <w:p>
@@ -745,7 +745,7 @@
               <w:rPr>
                 <w:sz w:val="20"/>
               </w:rPr>
-              <w:t>One success coach from enrolment to graduation</w:t>
+              <w:t>One success coach from enrollment to graduation</w:t>
             </w:r>
           </w:p>
         </w:tc>
@@ -819,7 +819,7 @@
                 <w:b/>
                 <w:sz w:val="20"/>
               </w:rPr>
-              <w:t>Affordable instalments</w:t>
+              <w:t>Affordable installments</w:t>
             </w:r>
           </w:p>
         </w:tc>
@@ -890,7 +890,7 @@
               <w:rPr>
                 <w:sz w:val="20"/>
               </w:rPr>
-              <w:t>Enrolment done with you, one step at a time</w:t>
+              <w:t>Enrollment done with you, one step at a time</w:t>
             </w:r>
           </w:p>
         </w:tc>
@@ -940,7 +940,7 @@
     </w:p>
     <w:p>
       <w:r>
-        <w:t>The Gulf remains the centre of Islamic banking, and the institutions running it want leaders with both conventional and Sharia-compliant literacy.</w:t>
+        <w:t>The Gulf remains the center of Islamic banking, and the institutions running it want leaders with both conventional and Sharia-compliant literacy.</w:t>
       </w:r>
     </w:p>
     <w:p>
@@ -961,7 +961,7 @@
         <w:rPr>
           <w:b/>
         </w:rPr>
-        <w:t>Eighteen months suits senior calendars</w:t>
+        <w:t>18 months suits senior calendars</w:t>
       </w:r>
     </w:p>
     <w:p>
@@ -1070,7 +1070,7 @@
                 <w:b/>
                 <w:sz w:val="20"/>
               </w:rPr>
-              <w:t>Monthly Instalments</w:t>
+              <w:t>Monthly Installments</w:t>
             </w:r>
           </w:p>
         </w:tc>
@@ -1155,7 +1155,7 @@
         <w:t xml:space="preserve">Request the fee structure: </w:t>
       </w:r>
       <w:r>
-        <w:t>Fees depend on the intake and your admission profile, so no fixed figure sits here. Admissions sends the personal breakdown in writing, free and without obligation. Across our Master's programmes, totals usually land between AED 16,000 and 40,000.</w:t>
+        <w:t>Fees depend on the intake and your admission profile, so no fixed figure sits here. Admissions sends the personal breakdown in writing, free and without obligation. Across our Master's programs, totals usually land between AED 16,000 and 40,000.</w:t>
       </w:r>
     </w:p>
     <w:sectPr>
